--- a/Avanzado/Modulo5/documentacion/06_Novedades/02_Oftalmologia-nuevas-cirugias-y-tratamientos.docx
+++ b/Avanzado/Modulo5/documentacion/06_Novedades/02_Oftalmologia-nuevas-cirugias-y-tratamientos.docx
@@ -94,10 +94,10 @@
         <w:rPr>
           <w:b/>
         </w:rPr>
-        <w:t xml:space="preserve">Central de Turnos: </w:t>
+        <w:t xml:space="preserve">Turnos por mail: </w:t>
       </w:r>
       <w:r>
-        <w:t>0800-666-6587 (lunes a viernes de 8.00 a 20.00 hs)</w:t>
+        <w:t>mwquiero@gmail.com</w:t>
       </w:r>
     </w:p>
     <w:p>
@@ -108,7 +108,7 @@
         <w:t xml:space="preserve">WhatsApp: </w:t>
       </w:r>
       <w:r>
-        <w:t>+54911 4493-2017</w:t>
+        <w:t>por chat en el Workflow del asistente</w:t>
       </w:r>
     </w:p>
     <w:p>
@@ -116,10 +116,10 @@
         <w:rPr>
           <w:b/>
         </w:rPr>
-        <w:t xml:space="preserve">Mi Portal Autogestión: </w:t>
+        <w:t xml:space="preserve">Web (asistente): </w:t>
       </w:r>
       <w:r>
-        <w:t>www.miportalclinicas.com.ar</w:t>
+        <w:t>el Workflow del asistente</w:t>
       </w:r>
     </w:p>
     <w:p/>
